--- a/paper/jon_manuscript_zh.docx
+++ b/paper/jon_manuscript_zh.docx
@@ -2,7 +2,7 @@
 <file path=word/document.xml><?xml version="1.0" encoding="utf-8"?>
 <w:document xmlns:w="http://schemas.openxmlformats.org/wordprocessingml/2006/main" xmlns:m="http://schemas.openxmlformats.org/officeDocument/2006/math" xmlns:r="http://schemas.openxmlformats.org/officeDocument/2006/relationships" xmlns:o="urn:schemas-microsoft-com:office:office" xmlns:v="urn:schemas-microsoft-com:vml" xmlns:w10="urn:schemas-microsoft-com:office:word" xmlns:a="http://schemas.openxmlformats.org/drawingml/2006/main" xmlns:pic="http://schemas.openxmlformats.org/drawingml/2006/picture" xmlns:wp="http://schemas.openxmlformats.org/drawingml/2006/wordprocessingDrawing">
   <w:body>
-    <w:bookmarkStart w:id="43" w:name="面向航行风险预警的ais船舶轨迹预测可复现基准研究"/>
+    <w:bookmarkStart w:id="44" w:name="面向航行风险预警的ais船舶轨迹预测可复现基准研究"/>
     <w:p>
       <w:pPr>
         <w:pStyle w:val="Heading1"/>
@@ -33,40 +33,29 @@
         <w:rPr>
           <w:rFonts w:hint="eastAsia"/>
         </w:rPr>
-        <w:t xml:space="preserve">作者：［作者1］、［作者2］、［作者3］</w:t>
-      </w:r>
-    </w:p>
-    <w:p>
-      <w:pPr>
-        <w:pStyle w:val="BodyText"/>
-      </w:pPr>
-      <w:r>
-        <w:rPr>
-          <w:rFonts w:hint="eastAsia"/>
-        </w:rPr>
-        <w:t xml:space="preserve">单位：［投稿前补全作者单位、城市、邮编］</w:t>
-      </w:r>
-    </w:p>
-    <w:p>
-      <w:pPr>
-        <w:pStyle w:val="BodyText"/>
-      </w:pPr>
-      <w:r>
-        <w:rPr>
-          <w:rFonts w:hint="eastAsia"/>
-        </w:rPr>
-        <w:t xml:space="preserve">通信作者：［姓名、邮箱、ORCID］</w:t>
-      </w:r>
-    </w:p>
-    <w:p>
-      <w:pPr>
-        <w:pStyle w:val="BodyText"/>
-      </w:pPr>
-      <w:r>
-        <w:rPr>
-          <w:rFonts w:hint="eastAsia"/>
-        </w:rPr>
-        <w:t xml:space="preserve">生成时间：2026-05-17T02:48:32.132551+00:00</w:t>
+        <w:t xml:space="preserve">作者：李波</w:t>
+      </w:r>
+    </w:p>
+    <w:p>
+      <w:pPr>
+        <w:pStyle w:val="BodyText"/>
+      </w:pPr>
+      <w:r>
+        <w:rPr>
+          <w:rFonts w:hint="eastAsia"/>
+        </w:rPr>
+        <w:t xml:space="preserve">单位：中国海事服务中心</w:t>
+      </w:r>
+    </w:p>
+    <w:p>
+      <w:pPr>
+        <w:pStyle w:val="BodyText"/>
+      </w:pPr>
+      <w:r>
+        <w:rPr>
+          <w:rFonts w:hint="eastAsia"/>
+        </w:rPr>
+        <w:t xml:space="preserve">通信作者：李波，li.bo@cmaritime.com.cn</w:t>
       </w:r>
     </w:p>
     <w:bookmarkStart w:id="9" w:name="摘要"/>
@@ -3261,7 +3250,7 @@
         <w:rPr>
           <w:rFonts w:hint="eastAsia"/>
         </w:rPr>
-        <w:t xml:space="preserve">本文仍保留作者、单位、基金、致谢和作者贡献等投稿占位符。正式投稿前，作者需要完成这些信息，并进行参考文献、语言和图表格式的最终审校。</w:t>
+        <w:t xml:space="preserve">参考文献仍需在正式投稿前进行最终DOI、卷期页码和期刊格式审校。该审校不影响当前数值证据，但会影响投稿文本的规范性。</w:t>
       </w:r>
     </w:p>
     <w:bookmarkEnd w:id="35"/>
@@ -3312,19 +3301,39 @@
         <w:rPr>
           <w:rFonts w:hint="eastAsia"/>
         </w:rPr>
-        <w:t xml:space="preserve">本文由本地仓库</w:t>
+        <w:t xml:space="preserve">代码、配置、生成图件、紧凑证据文件和论文生成流程已公开于https://github.com/TristanLib/ais，归档标签为</w:t>
       </w:r>
       <w:r>
         <w:rPr>
           <w:rStyle w:val="VerbatimChar"/>
         </w:rPr>
-        <w:t xml:space="preserve">ship-prediction-avoidance</w:t>
-      </w:r>
-      <w:r>
-        <w:rPr>
-          <w:rFonts w:hint="eastAsia"/>
-        </w:rPr>
-        <w:t xml:space="preserve">中的证据文件生成。高质量证据包可通过以下命令复现：</w:t>
+        <w:t xml:space="preserve">jon-submission-v1.3</w:t>
+      </w:r>
+      <w:r>
+        <w:rPr>
+          <w:rFonts w:hint="eastAsia"/>
+        </w:rPr>
+        <w:t xml:space="preserve">。当前稿件尚无单独归档DOI。源数据来自NOAA</w:t>
+      </w:r>
+      <w:r>
+        <w:t xml:space="preserve"> </w:t>
+      </w:r>
+      <w:r>
+        <w:rPr>
+          <w:rFonts w:hint="eastAsia"/>
+        </w:rPr>
+        <w:t xml:space="preserve">MarineCadastre.gov公开历史AIS文件；仓库不重新分发NOAA原始AIS文件或处理后的NumPy数组。</w:t>
+      </w:r>
+    </w:p>
+    <w:p>
+      <w:pPr>
+        <w:pStyle w:val="BodyText"/>
+      </w:pPr>
+      <w:r>
+        <w:rPr>
+          <w:rFonts w:hint="eastAsia"/>
+        </w:rPr>
+        <w:t xml:space="preserve">高质量证据包可通过以下命令复现：</w:t>
       </w:r>
     </w:p>
     <w:p>
@@ -3351,6 +3360,48 @@
       </w:r>
       <w:r>
         <w:rPr>
+          <w:rStyle w:val="VariableTok"/>
+        </w:rPr>
+        <w:t xml:space="preserve">DOWNLOAD_DATES</w:t>
+      </w:r>
+      <w:r>
+        <w:rPr>
+          <w:rStyle w:val="OperatorTok"/>
+        </w:rPr>
+        <w:t xml:space="preserve">=</w:t>
+      </w:r>
+      <w:r>
+        <w:rPr>
+          <w:rStyle w:val="NormalTok"/>
+        </w:rPr>
+        <w:t xml:space="preserve">true </w:t>
+      </w:r>
+      <w:r>
+        <w:rPr>
+          <w:rStyle w:val="VariableTok"/>
+        </w:rPr>
+        <w:t xml:space="preserve">DATES</w:t>
+      </w:r>
+      <w:r>
+        <w:rPr>
+          <w:rStyle w:val="OperatorTok"/>
+        </w:rPr>
+        <w:t xml:space="preserve">=</w:t>
+      </w:r>
+      <w:r>
+        <w:rPr>
+          <w:rStyle w:val="StringTok"/>
+        </w:rPr>
+        <w:t xml:space="preserve">"2024-01-02 2024-01-09 2024-02-06 2024-03-05"</w:t>
+      </w:r>
+      <w:r>
+        <w:rPr>
+          <w:rStyle w:val="NormalTok"/>
+        </w:rPr>
+        <w:t xml:space="preserve"> </w:t>
+      </w:r>
+      <w:r>
+        <w:rPr>
           <w:rStyle w:val="FunctionTok"/>
         </w:rPr>
         <w:t xml:space="preserve">bash</w:t>
@@ -3360,17 +3411,6 @@
           <w:rStyle w:val="NormalTok"/>
         </w:rPr>
         <w:t xml:space="preserve"> scripts/run_high_quality_pipeline.sh</w:t>
-      </w:r>
-    </w:p>
-    <w:p>
-      <w:pPr>
-        <w:pStyle w:val="FirstParagraph"/>
-      </w:pPr>
-      <w:r>
-        <w:rPr>
-          <w:rFonts w:hint="eastAsia"/>
-        </w:rPr>
-        <w:t xml:space="preserve">正式投稿前，如作者决定公开代码和生成产物，应补充公开仓库地址或归档DOI。</w:t>
       </w:r>
     </w:p>
     <w:bookmarkEnd w:id="37"/>
@@ -3394,7 +3434,7 @@
         <w:rPr>
           <w:rFonts w:hint="eastAsia"/>
         </w:rPr>
-        <w:t xml:space="preserve">作者声明不存在利益冲突。正式投稿时应由所有作者确认。</w:t>
+        <w:t xml:space="preserve">作者声明不存在利益冲突。</w:t>
       </w:r>
     </w:p>
     <w:bookmarkEnd w:id="38"/>
@@ -3418,7 +3458,7 @@
         <w:rPr>
           <w:rFonts w:hint="eastAsia"/>
         </w:rPr>
-        <w:t xml:space="preserve">［作者1］负责研究设计与论文写作；［作者2］负责AIS预处理和基准实验；［作者3］负责航行风险解释和结果审阅。正式投稿前请替换为真实贡献。</w:t>
+        <w:t xml:space="preserve">李波为本文唯一作者，负责研究构思、方法设计、软件流程、验证、形式化分析、结果解释、论文撰写和最终审定。</w:t>
       </w:r>
     </w:p>
     <w:bookmarkEnd w:id="39"/>
@@ -3442,11 +3482,11 @@
         <w:rPr>
           <w:rFonts w:hint="eastAsia"/>
         </w:rPr>
-        <w:t xml:space="preserve">［投稿前补充基金项目。若无外部资助，可说明“本研究未获得任何公共、商业或非营利机构的专项资助”。］</w:t>
+        <w:t xml:space="preserve">本研究未获得任何公共、商业或非营利机构的专项资助。</w:t>
       </w:r>
     </w:p>
     <w:bookmarkEnd w:id="40"/>
-    <w:bookmarkStart w:id="41" w:name="ai工具使用声明"/>
+    <w:bookmarkStart w:id="41" w:name="致谢"/>
     <w:p>
       <w:pPr>
         <w:pStyle w:val="Heading2"/>
@@ -3455,6 +3495,30 @@
         <w:rPr>
           <w:rFonts w:hint="eastAsia"/>
         </w:rPr>
+        <w:t xml:space="preserve">致谢</w:t>
+      </w:r>
+    </w:p>
+    <w:p>
+      <w:pPr>
+        <w:pStyle w:val="FirstParagraph"/>
+      </w:pPr>
+      <w:r>
+        <w:rPr>
+          <w:rFonts w:hint="eastAsia"/>
+        </w:rPr>
+        <w:t xml:space="preserve">作者感谢家人在本文准备过程中的耐心、鼓励和支持。</w:t>
+      </w:r>
+    </w:p>
+    <w:bookmarkEnd w:id="41"/>
+    <w:bookmarkStart w:id="42" w:name="ai工具使用声明"/>
+    <w:p>
+      <w:pPr>
+        <w:pStyle w:val="Heading2"/>
+      </w:pPr>
+      <w:r>
+        <w:rPr>
+          <w:rFonts w:hint="eastAsia"/>
+        </w:rPr>
         <w:t xml:space="preserve">AI工具使用声明</w:t>
       </w:r>
     </w:p>
@@ -3472,8 +3536,8 @@
         <w:t xml:space="preserve">Codex/ChatGPT在2026年5月被用于辅助代码生成、论文初稿组织、文档结构整理以及与仓库证据文件的一致性检查。作者对全部内容负责，并将在投稿前完成数值、参考文献、语言和图表的人工审校。</w:t>
       </w:r>
     </w:p>
-    <w:bookmarkEnd w:id="41"/>
-    <w:bookmarkStart w:id="42" w:name="参考文献"/>
+    <w:bookmarkEnd w:id="42"/>
+    <w:bookmarkStart w:id="43" w:name="参考文献"/>
     <w:p>
       <w:pPr>
         <w:pStyle w:val="Heading2"/>
@@ -3490,7 +3554,7 @@
         <w:pStyle w:val="FirstParagraph"/>
       </w:pPr>
       <w:r>
-        <w:t xml:space="preserve">Bai, S., Kolter, J. Z. and Koltun, V. (2018). An Empirical Evaluation of Generic Convolutional and Recurrent Networks for Sequence Modeling. arXiv:1803.01271.</w:t>
+        <w:t xml:space="preserve">Bai, S., Kolter, J. Z. and Koltun, V. (2018). An Empirical Evaluation of Generic Convolutional and Recurrent Networks for Sequence Modeling. arXiv:1803.01271. https://arxiv.org/abs/1803.01271.</w:t>
       </w:r>
     </w:p>
     <w:p>
@@ -3506,15 +3570,15 @@
         <w:pStyle w:val="BodyText"/>
       </w:pPr>
       <w:r>
-        <w:t xml:space="preserve">Cho, K., van Merrienboer, B., Gulcehre, C., Bahdanau, D., Bougares, F., Schwenk, H. and Bengio, Y. (2014). Learning Phrase Representations using RNN Encoder-Decoder for Statistical Machine Translation. Proceedings of the 2014 Conference on Empirical Methods in Natural Language Processing, 1724-1734.</w:t>
-      </w:r>
-    </w:p>
-    <w:p>
-      <w:pPr>
-        <w:pStyle w:val="BodyText"/>
-      </w:pPr>
-      <w:r>
-        <w:t xml:space="preserve">Dalsnes, B. R., Hexeberg, S., Flaten, A. L., Eriksen, B. O. H. and Brekke, E. F. (2018). The Neighbour Course Distribution Method with Gaussian Mixture Models for AIS-Based Vessel Trajectory Prediction. Proceedings of the 21st International Conference on Information Fusion.</w:t>
+        <w:t xml:space="preserve">Cho, K., van Merrienboer, B., Gulcehre, C., Bahdanau, D., Bougares, F., Schwenk, H. and Bengio, Y. (2014). Learning Phrase Representations using RNN Encoder-Decoder for Statistical Machine Translation. Proceedings of the 2014 Conference on Empirical Methods in Natural Language Processing, 1724-1734. doi:10.3115/v1/D14-1179.</w:t>
+      </w:r>
+    </w:p>
+    <w:p>
+      <w:pPr>
+        <w:pStyle w:val="BodyText"/>
+      </w:pPr>
+      <w:r>
+        <w:t xml:space="preserve">Dalsnes, B. R., Hexeberg, S., Flaten, A. L., Eriksen, B. O. H. and Brekke, E. F. (2018). The Neighbor Course Distribution Method with Gaussian Mixture Models for AIS-Based Vessel Trajectory Prediction. Proceedings of the 21st International Conference on Information Fusion. doi:10.23919/ICIF.2018.8455607.</w:t>
       </w:r>
     </w:p>
     <w:p>
@@ -3530,47 +3594,47 @@
         <w:pStyle w:val="BodyText"/>
       </w:pPr>
       <w:r>
-        <w:t xml:space="preserve">Endsley, M. R. (1995). Toward a Theory of Situation Awareness in Dynamic Systems. Human Factors, 37, 32-64.</w:t>
-      </w:r>
-    </w:p>
-    <w:p>
-      <w:pPr>
-        <w:pStyle w:val="BodyText"/>
-      </w:pPr>
-      <w:r>
-        <w:t xml:space="preserve">Fujii, Y. and Tanaka, K. (1971). Traffic Capacity. The Journal of Navigation, 24, 543-552.</w:t>
-      </w:r>
-    </w:p>
-    <w:p>
-      <w:pPr>
-        <w:pStyle w:val="BodyText"/>
-      </w:pPr>
-      <w:r>
-        <w:t xml:space="preserve">Goodwin, E. M. (1975). A Statistical Study of Ship Domains. The Journal of Navigation, 28, 328-344.</w:t>
-      </w:r>
-    </w:p>
-    <w:p>
-      <w:pPr>
-        <w:pStyle w:val="BodyText"/>
-      </w:pPr>
-      <w:r>
-        <w:t xml:space="preserve">Hansen, M. G., Jensen, T. K., Lehn-Schioler, T., Melchild, K., Rasmussen, F. M. and Ennemark, F. (2013). Empirical Ship Domain based on AIS Data. The Journal of Navigation, 66, 931-940.</w:t>
-      </w:r>
-    </w:p>
-    <w:p>
-      <w:pPr>
-        <w:pStyle w:val="BodyText"/>
-      </w:pPr>
-      <w:r>
-        <w:t xml:space="preserve">Hexeberg, S., Flaten, A. L., Eriksen, B. O. H. and Brekke, E. F. (2017). AIS-Based Vessel Trajectory Prediction. Proceedings of the 20th International Conference on Information Fusion.</w:t>
-      </w:r>
-    </w:p>
-    <w:p>
-      <w:pPr>
-        <w:pStyle w:val="BodyText"/>
-      </w:pPr>
-      <w:r>
-        <w:t xml:space="preserve">Hochreiter, S. and Schmidhuber, J. (1997). Long Short-Term Memory. Neural Computation, 9, 1735-1780.</w:t>
+        <w:t xml:space="preserve">Endsley, M. R. (1995). Toward a Theory of Situation Awareness in Dynamic Systems. Human Factors, 37, 32-64. doi:10.1518/001872095779049543.</w:t>
+      </w:r>
+    </w:p>
+    <w:p>
+      <w:pPr>
+        <w:pStyle w:val="BodyText"/>
+      </w:pPr>
+      <w:r>
+        <w:t xml:space="preserve">Fujii, Y. and Tanaka, K. (1971). Traffic Capacity. The Journal of Navigation, 24, 543-552. doi:10.1017/S0373463300022384.</w:t>
+      </w:r>
+    </w:p>
+    <w:p>
+      <w:pPr>
+        <w:pStyle w:val="BodyText"/>
+      </w:pPr>
+      <w:r>
+        <w:t xml:space="preserve">Goodwin, E. M. (1975). A Statistical Study of Ship Domains. The Journal of Navigation, 28, 328-344. doi:10.1017/S0373463300041230.</w:t>
+      </w:r>
+    </w:p>
+    <w:p>
+      <w:pPr>
+        <w:pStyle w:val="BodyText"/>
+      </w:pPr>
+      <w:r>
+        <w:t xml:space="preserve">Hansen, M. G., Jensen, T. K., Lehn-Schioler, T., Melchild, K., Rasmussen, F. M. and Ennemark, F. (2013). Empirical Ship Domain based on AIS Data. The Journal of Navigation, 66, 931-940. doi:10.1017/S0373463313000489.</w:t>
+      </w:r>
+    </w:p>
+    <w:p>
+      <w:pPr>
+        <w:pStyle w:val="BodyText"/>
+      </w:pPr>
+      <w:r>
+        <w:t xml:space="preserve">Hexeberg, S., Flaten, A. L., Eriksen, B. O. H. and Brekke, E. F. (2017). AIS-Based Vessel Trajectory Prediction. Proceedings of the 20th International Conference on Information Fusion. doi:10.23919/ICIF.2017.8009762.</w:t>
+      </w:r>
+    </w:p>
+    <w:p>
+      <w:pPr>
+        <w:pStyle w:val="BodyText"/>
+      </w:pPr>
+      <w:r>
+        <w:t xml:space="preserve">Hochreiter, S. and Schmidhuber, J. (1997). Long Short-Term Memory. Neural Computation, 9, 1735-1780. doi:10.1162/neco.1997.9.8.1735.</w:t>
       </w:r>
     </w:p>
     <w:p>
@@ -3586,23 +3650,23 @@
         <w:pStyle w:val="BodyText"/>
       </w:pPr>
       <w:r>
-        <w:t xml:space="preserve">Kalman, R. E. (1960). A New Approach to Linear Filtering and Prediction Problems. Journal of Basic Engineering, 82, 35-45.</w:t>
-      </w:r>
-    </w:p>
-    <w:p>
-      <w:pPr>
-        <w:pStyle w:val="BodyText"/>
-      </w:pPr>
-      <w:r>
-        <w:t xml:space="preserve">Kingma, D. P. and Ba, J. (2015). Adam: A Method for Stochastic Optimization. Proceedings of the International Conference on Learning Representations.</w:t>
-      </w:r>
-    </w:p>
-    <w:p>
-      <w:pPr>
-        <w:pStyle w:val="BodyText"/>
-      </w:pPr>
-      <w:r>
-        <w:t xml:space="preserve">Leek, J. T. and Peng, R. D. (2015). Reproducible Research Can Still Be Wrong: Adopting a Prevention Approach. Proceedings of the National Academy of Sciences, 112, 1645-1646.</w:t>
+        <w:t xml:space="preserve">Kalman, R. E. (1960). A New Approach to Linear Filtering and Prediction Problems. Journal of Basic Engineering, 82, 35-45. doi:10.1115/1.3662552.</w:t>
+      </w:r>
+    </w:p>
+    <w:p>
+      <w:pPr>
+        <w:pStyle w:val="BodyText"/>
+      </w:pPr>
+      <w:r>
+        <w:t xml:space="preserve">Kingma, D. P. and Ba, J. (2015). Adam: A Method for Stochastic Optimization. Proceedings of the International Conference on Learning Representations. https://arxiv.org/abs/1412.6980.</w:t>
+      </w:r>
+    </w:p>
+    <w:p>
+      <w:pPr>
+        <w:pStyle w:val="BodyText"/>
+      </w:pPr>
+      <w:r>
+        <w:t xml:space="preserve">Leek, J. T. and Peng, R. D. (2015). Reproducible Research Can Still Be Wrong: Adopting a Prevention Approach. Proceedings of the National Academy of Sciences, 112, 1645-1646. doi:10.1073/pnas.1421412111.</w:t>
       </w:r>
     </w:p>
     <w:p>
@@ -3618,15 +3682,15 @@
         <w:pStyle w:val="BodyText"/>
       </w:pPr>
       <w:r>
-        <w:t xml:space="preserve">Millefiori, L. M., Braca, P., Bryan, K. and Willett, P. (2016). Modeling Vessel Kinematics using a Stochastic Mean-Reverting Process for Long-Term Prediction. IEEE Transactions on Aerospace and Electronic Systems, 52, 2313-2330.</w:t>
-      </w:r>
-    </w:p>
-    <w:p>
-      <w:pPr>
-        <w:pStyle w:val="BodyText"/>
-      </w:pPr>
-      <w:r>
-        <w:t xml:space="preserve">Mou, J. M., van der Tak, C. and Ligteringen, H. (2010). Study on Collision Avoidance in Busy Waterways by using AIS Data. Ocean Engineering, 37, 483-490.</w:t>
+        <w:t xml:space="preserve">Millefiori, L. M., Braca, P., Bryan, K. and Willett, P. (2016). Modeling Vessel Kinematics using a Stochastic Mean-Reverting Process for Long-Term Prediction. IEEE Transactions on Aerospace and Electronic Systems, 52, 2313-2330. doi:10.1109/TAES.2016.150596.</w:t>
+      </w:r>
+    </w:p>
+    <w:p>
+      <w:pPr>
+        <w:pStyle w:val="BodyText"/>
+      </w:pPr>
+      <w:r>
+        <w:t xml:space="preserve">Mou, J. M., van der Tak, C. and Ligteringen, H. (2010). Study on Collision Avoidance in Busy Waterways by using AIS Data. Ocean Engineering, 37, 483-490. doi:10.1016/j.oceaneng.2010.01.012.</w:t>
       </w:r>
     </w:p>
     <w:p>
@@ -3642,7 +3706,7 @@
         <w:pStyle w:val="BodyText"/>
       </w:pPr>
       <w:r>
-        <w:t xml:space="preserve">Pallotta, G., Vespe, M. and Bryan, K. (2013). Vessel Pattern Knowledge Discovery from AIS Data: A Framework for Anomaly Detection and Route Prediction. Entropy, 15, 2218-2245.</w:t>
+        <w:t xml:space="preserve">Pallotta, G., Vespe, M. and Bryan, K. (2013). Vessel Pattern Knowledge Discovery from AIS Data: A Framework for Anomaly Detection and Route Prediction. Entropy, 15, 2218-2245. doi:10.3390/e15062218.</w:t>
       </w:r>
     </w:p>
     <w:p>
@@ -3658,75 +3722,75 @@
         <w:pStyle w:val="BodyText"/>
       </w:pPr>
       <w:r>
-        <w:t xml:space="preserve">Pedregosa, F., Varoquaux, G., Gramfort, A., Michel, V., Thirion, B., Grisel, O., Blondel, M., Prettenhofer, P., Weiss, R., Dubourg, V. and others. (2011). Scikit-learn: Machine Learning in Python. Journal of Machine Learning Research, 12, 2825-2830.</w:t>
-      </w:r>
-    </w:p>
-    <w:p>
-      <w:pPr>
-        <w:pStyle w:val="BodyText"/>
-      </w:pPr>
-      <w:r>
-        <w:t xml:space="preserve">Pineau, J., Vincent-Lamarre, P., Sinha, K., Lariviere, V., Beygelzimer, A., d’Alche-Buc, F., Fox, E. and Larochelle, H. (2021). Improving Reproducibility in Machine Learning Research. Journal of Machine Learning Research, 22, 1-20.</w:t>
-      </w:r>
-    </w:p>
-    <w:p>
-      <w:pPr>
-        <w:pStyle w:val="BodyText"/>
-      </w:pPr>
-      <w:r>
-        <w:t xml:space="preserve">Ristic, B., La Scala, B., Morelande, M. and Gordon, N. (2008). Statistical Analysis of Motion Patterns in AIS Data: Anomaly Detection and Motion Prediction. Proceedings of the 11th International Conference on Information Fusion.</w:t>
-      </w:r>
-    </w:p>
-    <w:p>
-      <w:pPr>
-        <w:pStyle w:val="BodyText"/>
-      </w:pPr>
-      <w:r>
-        <w:t xml:space="preserve">Sculley, D., Holt, G., Golovin, D., Davydov, E., Phillips, T., Ebner, D., Chaudhary, V., Young, M., Crespo, J. F. and Dennison, D. (2015). Hidden Technical Debt in Machine Learning Systems. Advances in Neural Information Processing Systems, 28.</w:t>
-      </w:r>
-    </w:p>
-    <w:p>
-      <w:pPr>
-        <w:pStyle w:val="BodyText"/>
-      </w:pPr>
-      <w:r>
-        <w:t xml:space="preserve">Statheros, T., Howells, G. and Maier, K. M. (2008). Autonomous Ship Collision Avoidance Navigation Concepts, Technologies and Techniques. The Journal of Navigation, 61, 129-142.</w:t>
-      </w:r>
-    </w:p>
-    <w:p>
-      <w:pPr>
-        <w:pStyle w:val="BodyText"/>
-      </w:pPr>
-      <w:r>
-        <w:t xml:space="preserve">Szlapczynski, R. and Szlapczynska, J. (2017). Review of Ship Safety Domains: Models and Applications. Ocean Engineering, 145, 277-289.</w:t>
-      </w:r>
-    </w:p>
-    <w:p>
-      <w:pPr>
-        <w:pStyle w:val="BodyText"/>
-      </w:pPr>
-      <w:r>
-        <w:t xml:space="preserve">Tu, E., Zhang, G., Rachmawati, L., Rajabally, E. and Huang, G. B. (2018). Exploiting AIS Data for Intelligent Maritime Navigation: A Comprehensive Survey from Data to Methodology. IEEE Transactions on Intelligent Transportation Systems, 19, 1559-1582.</w:t>
-      </w:r>
-    </w:p>
-    <w:p>
-      <w:pPr>
-        <w:pStyle w:val="BodyText"/>
-      </w:pPr>
-      <w:r>
-        <w:t xml:space="preserve">Vaswani, A., Shazeer, N., Parmar, N., Uszkoreit, J., Jones, L., Gomez, A. N., Kaiser, L. and Polosukhin, I. (2017). Attention Is All You Need. Advances in Neural Information Processing Systems, 30.</w:t>
-      </w:r>
-    </w:p>
-    <w:p>
-      <w:pPr>
-        <w:pStyle w:val="BodyText"/>
-      </w:pPr>
-      <w:r>
-        <w:t xml:space="preserve">Wilson, G., Bryan, J., Cranston, K., Kitzes, J., Nederbragt, L. and Teal, T. K. (2017). Good Enough Practices in Scientific Computing. PLOS Computational Biology, 13, e1005510.</w:t>
-      </w:r>
-    </w:p>
-    <w:bookmarkEnd w:id="42"/>
+        <w:t xml:space="preserve">Pedregosa, F., Varoquaux, G., Gramfort, A., Michel, V., Thirion, B., Grisel, O., Blondel, M., Prettenhofer, P., Weiss, R., Dubourg, V. and others. (2011). Scikit-learn: Machine Learning in Python. Journal of Machine Learning Research, 12, 2825-2830. https://www.jmlr.org/papers/v12/pedregosa11a.html.</w:t>
+      </w:r>
+    </w:p>
+    <w:p>
+      <w:pPr>
+        <w:pStyle w:val="BodyText"/>
+      </w:pPr>
+      <w:r>
+        <w:t xml:space="preserve">Pineau, J., Vincent-Lamarre, P., Sinha, K., Lariviere, V., Beygelzimer, A., d’Alche-Buc, F., Fox, E. and Larochelle, H. (2021). Improving Reproducibility in Machine Learning Research. Journal of Machine Learning Research, 22, 1-20. https://www.jmlr.org/papers/v22/20-303.html.</w:t>
+      </w:r>
+    </w:p>
+    <w:p>
+      <w:pPr>
+        <w:pStyle w:val="BodyText"/>
+      </w:pPr>
+      <w:r>
+        <w:t xml:space="preserve">Ristic, B., La Scala, B., Morelande, M. and Gordon, N. (2008). Statistical Analysis of Motion Patterns in AIS Data: Anomaly Detection and Motion Prediction. Proceedings of the 11th International Conference on Information Fusion. doi:10.1109/ICIF.2008.4632190.</w:t>
+      </w:r>
+    </w:p>
+    <w:p>
+      <w:pPr>
+        <w:pStyle w:val="BodyText"/>
+      </w:pPr>
+      <w:r>
+        <w:t xml:space="preserve">Sculley, D., Holt, G., Golovin, D., Davydov, E., Phillips, T., Ebner, D., Chaudhary, V., Young, M., Crespo, J. F. and Dennison, D. (2015). Hidden Technical Debt in Machine Learning Systems. Advances in Neural Information Processing Systems, 28, 2503-2511.</w:t>
+      </w:r>
+    </w:p>
+    <w:p>
+      <w:pPr>
+        <w:pStyle w:val="BodyText"/>
+      </w:pPr>
+      <w:r>
+        <w:t xml:space="preserve">Statheros, T., Howells, G. and Maier, K. M. (2008). Autonomous Ship Collision Avoidance Navigation Concepts, Technologies and Techniques. The Journal of Navigation, 61, 129-142. doi:10.1017/S037346330700447X.</w:t>
+      </w:r>
+    </w:p>
+    <w:p>
+      <w:pPr>
+        <w:pStyle w:val="BodyText"/>
+      </w:pPr>
+      <w:r>
+        <w:t xml:space="preserve">Szlapczynski, R. and Szlapczynska, J. (2017). Review of Ship Safety Domains: Models and Applications. Ocean Engineering, 145, 277-289. doi:10.1016/j.oceaneng.2017.09.020.</w:t>
+      </w:r>
+    </w:p>
+    <w:p>
+      <w:pPr>
+        <w:pStyle w:val="BodyText"/>
+      </w:pPr>
+      <w:r>
+        <w:t xml:space="preserve">Tu, E., Zhang, G., Rachmawati, L., Rajabally, E. and Huang, G. B. (2018). Exploiting AIS Data for Intelligent Maritime Navigation: A Comprehensive Survey From Data to Methodology. IEEE Transactions on Intelligent Transportation Systems, 19, 1559-1582. doi:10.1109/TITS.2017.2724551.</w:t>
+      </w:r>
+    </w:p>
+    <w:p>
+      <w:pPr>
+        <w:pStyle w:val="BodyText"/>
+      </w:pPr>
+      <w:r>
+        <w:t xml:space="preserve">Vaswani, A., Shazeer, N., Parmar, N., Uszkoreit, J., Jones, L., Gomez, A. N., Kaiser, L. and Polosukhin, I. (2017). Attention Is All You Need. Advances in Neural Information Processing Systems, 30, 5998-6008. https://arxiv.org/abs/1706.03762.</w:t>
+      </w:r>
+    </w:p>
+    <w:p>
+      <w:pPr>
+        <w:pStyle w:val="BodyText"/>
+      </w:pPr>
+      <w:r>
+        <w:t xml:space="preserve">Wilson, G., Bryan, J., Cranston, K., Kitzes, J., Nederbragt, L. and Teal, T. K. (2017). Good Enough Practices in Scientific Computing. PLOS Computational Biology, 13, e1005510. doi:10.1371/journal.pcbi.1005510.</w:t>
+      </w:r>
+    </w:p>
     <w:bookmarkEnd w:id="43"/>
+    <w:bookmarkEnd w:id="44"/>
     <w:sectPr>
       <w:footnotePr>
         <w:numRestart w:val="eachSect"/>
